--- a/docs/agentic-ai-roadmap.docx
+++ b/docs/agentic-ai-roadmap.docx
@@ -13547,6 +13547,265 @@
     <w:p>
       <w:r>
         <w:t>Backup: D:/JeshlaAutoAI_Backups/before-structure-20261018-175619. 928 backup/restore hashes and six copied SQLite integrity checks verified. Retain this private backup through final acceptance. Current database paths, schemas, provider settings and receipt identities are preserved.</w:t>
+      </w:r>
+    </w:p>
+    <w:p xmlns:w="http://schemas.openxmlformats.org/wordprocessingml/2006/main" xmlns:wpc="http://schemas.microsoft.com/office/word/2010/wordprocessingCanvas" xmlns:mo="http://schemas.microsoft.com/office/mac/office/2008/main" xmlns:mc="http://schemas.openxmlformats.org/markup-compatibility/2006" xmlns:mv="urn:schemas-microsoft-com:mac:vml" xmlns:o="urn:schemas-microsoft-com:office:office" xmlns:r="http://schemas.openxmlformats.org/officeDocument/2006/relationships" xmlns:m="http://schemas.openxmlformats.org/officeDocument/2006/math" xmlns:v="urn:schemas-microsoft-com:vml" xmlns:wp14="http://schemas.microsoft.com/office/word/2010/wordprocessingDrawing" xmlns:wp="http://schemas.openxmlformats.org/drawingml/2006/wordprocessingDrawing" xmlns:w10="urn:schemas-microsoft-com:office:word" xmlns:w14="http://schemas.microsoft.com/office/word/2010/wordml" xmlns:wpg="http://schemas.microsoft.com/office/word/2010/wordprocessingGroup" xmlns:wpi="http://schemas.microsoft.com/office/word/2010/wordprocessingInk" xmlns:wne="http://schemas.microsoft.com/office/word/2006/wordml" xmlns:wps="http://schemas.microsoft.com/office/word/2010/wordprocessingShape">
+      <w:pPr>
+        <w:pStyle w:val="Heading1"/>
+        <w:keepNext/>
+        <w:pageBreakBefore/>
+        <w:spacing w:after="180"/>
+      </w:pPr>
+      <w:r>
+        <w:rPr>
+          <w:rFonts w:ascii="Calibri" w:hAnsi="Calibri"/>
+          <w:color w:val="000000"/>
+          <w:sz w:val="30"/>
+        </w:rPr>
+        <w:t>AI agent workflow and current status</w:t>
+      </w:r>
+    </w:p>
+    <w:p xmlns:w="http://schemas.openxmlformats.org/wordprocessingml/2006/main" xmlns:wpc="http://schemas.microsoft.com/office/word/2010/wordprocessingCanvas" xmlns:mo="http://schemas.microsoft.com/office/mac/office/2008/main" xmlns:mc="http://schemas.openxmlformats.org/markup-compatibility/2006" xmlns:mv="urn:schemas-microsoft-com:mac:vml" xmlns:o="urn:schemas-microsoft-com:office:office" xmlns:r="http://schemas.openxmlformats.org/officeDocument/2006/relationships" xmlns:m="http://schemas.openxmlformats.org/officeDocument/2006/math" xmlns:v="urn:schemas-microsoft-com:vml" xmlns:wp14="http://schemas.microsoft.com/office/word/2010/wordprocessingDrawing" xmlns:wp="http://schemas.openxmlformats.org/drawingml/2006/wordprocessingDrawing" xmlns:w10="urn:schemas-microsoft-com:office:word" xmlns:w14="http://schemas.microsoft.com/office/word/2010/wordml" xmlns:wpg="http://schemas.microsoft.com/office/word/2010/wordprocessingGroup" xmlns:wpi="http://schemas.microsoft.com/office/word/2010/wordprocessingInk" xmlns:wne="http://schemas.microsoft.com/office/word/2006/wordml" xmlns:wps="http://schemas.microsoft.com/office/word/2010/wordprocessingShape">
+      <w:pPr>
+        <w:spacing w:after="140" w:line="259" w:lineRule="auto"/>
+      </w:pPr>
+      <w:r>
+        <w:rPr>
+          <w:rFonts w:ascii="Calibri" w:hAnsi="Calibri"/>
+          <w:color w:val="000000"/>
+          <w:sz w:val="20"/>
+        </w:rPr>
+        <w:t>Status snapshot 23 October 2026. The directed flow connects the accepted agent foundation to the planned manual API web and mobile testing workflow. This current snapshot takes precedence over earlier dated status diagrams; earlier roadmap content is retained.</w:t>
+      </w:r>
+    </w:p>
+    <w:p xmlns:w="http://schemas.openxmlformats.org/wordprocessingml/2006/main" xmlns:wpc="http://schemas.microsoft.com/office/word/2010/wordprocessingCanvas" xmlns:mo="http://schemas.microsoft.com/office/mac/office/2008/main" xmlns:mc="http://schemas.openxmlformats.org/markup-compatibility/2006" xmlns:mv="urn:schemas-microsoft-com:mac:vml" xmlns:o="urn:schemas-microsoft-com:office:office" xmlns:r="http://schemas.openxmlformats.org/officeDocument/2006/relationships" xmlns:m="http://schemas.openxmlformats.org/officeDocument/2006/math" xmlns:v="urn:schemas-microsoft-com:vml" xmlns:wp14="http://schemas.microsoft.com/office/word/2010/wordprocessingDrawing" xmlns:wp="http://schemas.openxmlformats.org/drawingml/2006/wordprocessingDrawing" xmlns:w10="urn:schemas-microsoft-com:office:word" xmlns:w14="http://schemas.microsoft.com/office/word/2010/wordml" xmlns:wpg="http://schemas.microsoft.com/office/word/2010/wordprocessingGroup" xmlns:wpi="http://schemas.microsoft.com/office/word/2010/wordprocessingInk" xmlns:wne="http://schemas.microsoft.com/office/word/2006/wordml" xmlns:wps="http://schemas.microsoft.com/office/word/2010/wordprocessingShape">
+      <w:pPr>
+        <w:spacing w:after="140" w:line="259" w:lineRule="auto"/>
+      </w:pPr>
+      <w:r>
+        <w:rPr>
+          <w:rFonts w:ascii="Calibri" w:hAnsi="Calibri"/>
+          <w:color w:val="000000"/>
+          <w:sz w:val="20"/>
+        </w:rPr>
+        <w:t>Y = verified within the stated scope or plan complete. P = pending blocked or parked. X = not started. I = in progress; no stage is currently I.</w:t>
+      </w:r>
+    </w:p>
+    <w:p xmlns:w="http://schemas.openxmlformats.org/wordprocessingml/2006/main" xmlns:wpc="http://schemas.microsoft.com/office/word/2010/wordprocessingCanvas" xmlns:mo="http://schemas.microsoft.com/office/mac/office/2008/main" xmlns:mc="http://schemas.openxmlformats.org/markup-compatibility/2006" xmlns:mv="urn:schemas-microsoft-com:mac:vml" xmlns:o="urn:schemas-microsoft-com:office:office" xmlns:r="http://schemas.openxmlformats.org/officeDocument/2006/relationships" xmlns:m="http://schemas.openxmlformats.org/officeDocument/2006/math" xmlns:v="urn:schemas-microsoft-com:vml" xmlns:wp14="http://schemas.microsoft.com/office/word/2010/wordprocessingDrawing" xmlns:wp="http://schemas.openxmlformats.org/drawingml/2006/wordprocessingDrawing" xmlns:w10="urn:schemas-microsoft-com:office:word" xmlns:w14="http://schemas.microsoft.com/office/word/2010/wordml" xmlns:wpg="http://schemas.microsoft.com/office/word/2010/wordprocessingGroup" xmlns:wpi="http://schemas.microsoft.com/office/word/2010/wordprocessingInk" xmlns:wne="http://schemas.microsoft.com/office/word/2006/wordml" xmlns:wps="http://schemas.microsoft.com/office/word/2010/wordprocessingShape">
+      <w:pPr>
+        <w:spacing w:after="140"/>
+        <w:jc w:val="center"/>
+      </w:pPr>
+      <w:r>
+        <w:drawing>
+          <wp:inline xmlns:a="http://schemas.openxmlformats.org/drawingml/2006/main" xmlns:pic="http://schemas.openxmlformats.org/drawingml/2006/picture">
+            <wp:extent cx="6263640" cy="4831188"/>
+            <wp:docPr id="5" name="Picture 1" descr="Directed workflow showing verified WS1 WS5 WS6 WS7, parked WS2 Ollama acceptance, blocked WS3 semantic checks, blocked or parked WS4 quality, pending WS8 release and completed WS9 planning."/>
+            <wp:cNvGraphicFramePr>
+              <a:graphicFrameLocks noChangeAspect="1"/>
+            </wp:cNvGraphicFramePr>
+            <a:graphic>
+              <a:graphicData uri="http://schemas.openxmlformats.org/drawingml/2006/picture">
+                <pic:pic>
+                  <pic:nvPicPr>
+                    <pic:cNvPr id="0" name="core-status.png"/>
+                    <pic:cNvPicPr/>
+                  </pic:nvPicPr>
+                  <pic:blipFill>
+                    <a:blip r:embed="rId14"/>
+                    <a:stretch>
+                      <a:fillRect/>
+                    </a:stretch>
+                  </pic:blipFill>
+                  <pic:spPr>
+                    <a:xfrm>
+                      <a:off x="0" y="0"/>
+                      <a:ext cx="6263640" cy="4831188"/>
+                    </a:xfrm>
+                    <a:prstGeom prst="rect"/>
+                  </pic:spPr>
+                </pic:pic>
+              </a:graphicData>
+            </a:graphic>
+          </wp:inline>
+        </w:drawing>
+      </w:r>
+    </w:p>
+    <w:p xmlns:w="http://schemas.openxmlformats.org/wordprocessingml/2006/main" xmlns:wpc="http://schemas.microsoft.com/office/word/2010/wordprocessingCanvas" xmlns:mo="http://schemas.microsoft.com/office/mac/office/2008/main" xmlns:mc="http://schemas.openxmlformats.org/markup-compatibility/2006" xmlns:mv="urn:schemas-microsoft-com:mac:vml" xmlns:o="urn:schemas-microsoft-com:office:office" xmlns:r="http://schemas.openxmlformats.org/officeDocument/2006/relationships" xmlns:m="http://schemas.openxmlformats.org/officeDocument/2006/math" xmlns:v="urn:schemas-microsoft-com:vml" xmlns:wp14="http://schemas.microsoft.com/office/word/2010/wordprocessingDrawing" xmlns:wp="http://schemas.openxmlformats.org/drawingml/2006/wordprocessingDrawing" xmlns:w10="urn:schemas-microsoft-com:office:word" xmlns:w14="http://schemas.microsoft.com/office/word/2010/wordml" xmlns:wpg="http://schemas.microsoft.com/office/word/2010/wordprocessingGroup" xmlns:wpi="http://schemas.microsoft.com/office/word/2010/wordprocessingInk" xmlns:wne="http://schemas.microsoft.com/office/word/2006/wordml" xmlns:wps="http://schemas.microsoft.com/office/word/2010/wordprocessingShape">
+      <w:pPr>
+        <w:spacing w:after="140" w:line="259" w:lineRule="auto"/>
+      </w:pPr>
+      <w:r>
+        <w:rPr>
+          <w:rFonts w:ascii="Calibri" w:hAnsi="Calibri"/>
+          <w:color w:val="000000"/>
+          <w:sz w:val="20"/>
+        </w:rPr>
+        <w:t>WS1 to WS8 retain seven P checklist rows and one X release completion row. WS8 umbrella checks overlap earlier gates. WS9 planning is Y; implementation and execution remain P until the pilot scope is selected.</w:t>
+      </w:r>
+    </w:p>
+    <w:p xmlns:w="http://schemas.openxmlformats.org/wordprocessingml/2006/main" xmlns:wpc="http://schemas.microsoft.com/office/word/2010/wordprocessingCanvas" xmlns:mo="http://schemas.microsoft.com/office/mac/office/2008/main" xmlns:mc="http://schemas.openxmlformats.org/markup-compatibility/2006" xmlns:mv="urn:schemas-microsoft-com:mac:vml" xmlns:o="urn:schemas-microsoft-com:office:office" xmlns:r="http://schemas.openxmlformats.org/officeDocument/2006/relationships" xmlns:m="http://schemas.openxmlformats.org/officeDocument/2006/math" xmlns:v="urn:schemas-microsoft-com:vml" xmlns:wp14="http://schemas.microsoft.com/office/word/2010/wordprocessingDrawing" xmlns:wp="http://schemas.openxmlformats.org/drawingml/2006/wordprocessingDrawing" xmlns:w10="urn:schemas-microsoft-com:office:word" xmlns:w14="http://schemas.microsoft.com/office/word/2010/wordml" xmlns:wpg="http://schemas.microsoft.com/office/word/2010/wordprocessingGroup" xmlns:wpi="http://schemas.microsoft.com/office/word/2010/wordprocessingInk" xmlns:wne="http://schemas.microsoft.com/office/word/2006/wordml" xmlns:wps="http://schemas.microsoft.com/office/word/2010/wordprocessingShape">
+      <w:pPr>
+        <w:pStyle w:val="Heading2"/>
+        <w:keepNext/>
+        <w:pageBreakBefore/>
+        <w:spacing w:after="180"/>
+      </w:pPr>
+      <w:r>
+        <w:rPr>
+          <w:rFonts w:ascii="Calibri" w:hAnsi="Calibri"/>
+          <w:color w:val="000000"/>
+          <w:sz w:val="26"/>
+        </w:rPr>
+        <w:t>Requirements and testing platform workflow</w:t>
+      </w:r>
+    </w:p>
+    <w:p xmlns:w="http://schemas.openxmlformats.org/wordprocessingml/2006/main" xmlns:wpc="http://schemas.microsoft.com/office/word/2010/wordprocessingCanvas" xmlns:mo="http://schemas.microsoft.com/office/mac/office/2008/main" xmlns:mc="http://schemas.openxmlformats.org/markup-compatibility/2006" xmlns:mv="urn:schemas-microsoft-com:mac:vml" xmlns:o="urn:schemas-microsoft-com:office:office" xmlns:r="http://schemas.openxmlformats.org/officeDocument/2006/relationships" xmlns:m="http://schemas.openxmlformats.org/officeDocument/2006/math" xmlns:v="urn:schemas-microsoft-com:vml" xmlns:wp14="http://schemas.microsoft.com/office/word/2010/wordprocessingDrawing" xmlns:wp="http://schemas.openxmlformats.org/drawingml/2006/wordprocessingDrawing" xmlns:w10="urn:schemas-microsoft-com:office:word" xmlns:w14="http://schemas.microsoft.com/office/word/2010/wordml" xmlns:wpg="http://schemas.microsoft.com/office/word/2010/wordprocessingGroup" xmlns:wpi="http://schemas.microsoft.com/office/word/2010/wordprocessingInk" xmlns:wne="http://schemas.microsoft.com/office/word/2006/wordml" xmlns:wps="http://schemas.microsoft.com/office/word/2010/wordprocessingShape">
+      <w:pPr>
+        <w:spacing w:after="140" w:line="259" w:lineRule="auto"/>
+      </w:pPr>
+      <w:r>
+        <w:rPr>
+          <w:rFonts w:ascii="Calibri" w:hAnsi="Calibri"/>
+          <w:color w:val="000000"/>
+          <w:sz w:val="20"/>
+        </w:rPr>
+        <w:t>First pilot: select one local project and one real feature requirement. Clarify missing details and review a source linked manual test pack before choosing an automation track.</w:t>
+      </w:r>
+    </w:p>
+    <w:p xmlns:w="http://schemas.openxmlformats.org/wordprocessingml/2006/main" xmlns:wpc="http://schemas.microsoft.com/office/word/2010/wordprocessingCanvas" xmlns:mo="http://schemas.microsoft.com/office/mac/office/2008/main" xmlns:mc="http://schemas.openxmlformats.org/markup-compatibility/2006" xmlns:mv="urn:schemas-microsoft-com:mac:vml" xmlns:o="urn:schemas-microsoft-com:office:office" xmlns:r="http://schemas.openxmlformats.org/officeDocument/2006/relationships" xmlns:m="http://schemas.openxmlformats.org/officeDocument/2006/math" xmlns:v="urn:schemas-microsoft-com:vml" xmlns:wp14="http://schemas.microsoft.com/office/word/2010/wordprocessingDrawing" xmlns:wp="http://schemas.openxmlformats.org/drawingml/2006/wordprocessingDrawing" xmlns:w10="urn:schemas-microsoft-com:office:word" xmlns:w14="http://schemas.microsoft.com/office/word/2010/wordml" xmlns:wpg="http://schemas.microsoft.com/office/word/2010/wordprocessingGroup" xmlns:wpi="http://schemas.microsoft.com/office/word/2010/wordprocessingInk" xmlns:wne="http://schemas.microsoft.com/office/word/2006/wordml" xmlns:wps="http://schemas.microsoft.com/office/word/2010/wordprocessingShape">
+      <w:pPr>
+        <w:spacing w:after="140"/>
+        <w:jc w:val="center"/>
+      </w:pPr>
+      <w:r>
+        <w:drawing>
+          <wp:inline xmlns:a="http://schemas.openxmlformats.org/drawingml/2006/main" xmlns:pic="http://schemas.openxmlformats.org/drawingml/2006/picture">
+            <wp:extent cx="6263640" cy="5018030"/>
+            <wp:docPr id="6" name="Picture 2" descr="Directed pilot flow from project selection through clarification and manual test design to human review, branching into manual observations, API, web and mobile testing. Each node carries its current P or X status."/>
+            <wp:cNvGraphicFramePr>
+              <a:graphicFrameLocks noChangeAspect="1"/>
+            </wp:cNvGraphicFramePr>
+            <a:graphic>
+              <a:graphicData uri="http://schemas.openxmlformats.org/drawingml/2006/picture">
+                <pic:pic>
+                  <pic:nvPicPr>
+                    <pic:cNvPr id="0" name="testing-design.png"/>
+                    <pic:cNvPicPr/>
+                  </pic:nvPicPr>
+                  <pic:blipFill>
+                    <a:blip r:embed="rId15"/>
+                    <a:stretch>
+                      <a:fillRect/>
+                    </a:stretch>
+                  </pic:blipFill>
+                  <pic:spPr>
+                    <a:xfrm>
+                      <a:off x="0" y="0"/>
+                      <a:ext cx="6263640" cy="5018030"/>
+                    </a:xfrm>
+                    <a:prstGeom prst="rect"/>
+                  </pic:spPr>
+                </pic:pic>
+              </a:graphicData>
+            </a:graphic>
+          </wp:inline>
+        </w:drawing>
+      </w:r>
+    </w:p>
+    <w:p xmlns:w="http://schemas.openxmlformats.org/wordprocessingml/2006/main" xmlns:wpc="http://schemas.microsoft.com/office/word/2010/wordprocessingCanvas" xmlns:mo="http://schemas.microsoft.com/office/mac/office/2008/main" xmlns:mc="http://schemas.openxmlformats.org/markup-compatibility/2006" xmlns:mv="urn:schemas-microsoft-com:mac:vml" xmlns:o="urn:schemas-microsoft-com:office:office" xmlns:r="http://schemas.openxmlformats.org/officeDocument/2006/relationships" xmlns:m="http://schemas.openxmlformats.org/officeDocument/2006/math" xmlns:v="urn:schemas-microsoft-com:vml" xmlns:wp14="http://schemas.microsoft.com/office/word/2010/wordprocessingDrawing" xmlns:wp="http://schemas.openxmlformats.org/drawingml/2006/wordprocessingDrawing" xmlns:w10="urn:schemas-microsoft-com:office:word" xmlns:w14="http://schemas.microsoft.com/office/word/2010/wordml" xmlns:wpg="http://schemas.microsoft.com/office/word/2010/wordprocessingGroup" xmlns:wpi="http://schemas.microsoft.com/office/word/2010/wordprocessingInk" xmlns:wne="http://schemas.microsoft.com/office/word/2006/wordml" xmlns:wps="http://schemas.microsoft.com/office/word/2010/wordprocessingShape">
+      <w:pPr>
+        <w:spacing w:after="140" w:line="259" w:lineRule="auto"/>
+      </w:pPr>
+      <w:r>
+        <w:rPr>
+          <w:rFonts w:ascii="Calibri" w:hAnsi="Calibri"/>
+          <w:color w:val="000000"/>
+          <w:sz w:val="20"/>
+        </w:rPr>
+        <w:t>Jira through Atlassian MCP is optional for requirements and traceability. Existing Java Gradle and framework conventions must be inspected and reused where appropriate. Manual observations feed reporting directly; API web and mobile tracks continue to reviewed code generation.</w:t>
+      </w:r>
+    </w:p>
+    <w:p xmlns:w="http://schemas.openxmlformats.org/wordprocessingml/2006/main" xmlns:wpc="http://schemas.microsoft.com/office/word/2010/wordprocessingCanvas" xmlns:mo="http://schemas.microsoft.com/office/mac/office/2008/main" xmlns:mc="http://schemas.openxmlformats.org/markup-compatibility/2006" xmlns:mv="urn:schemas-microsoft-com:mac:vml" xmlns:o="urn:schemas-microsoft-com:office:office" xmlns:r="http://schemas.openxmlformats.org/officeDocument/2006/relationships" xmlns:m="http://schemas.openxmlformats.org/officeDocument/2006/math" xmlns:v="urn:schemas-microsoft-com:vml" xmlns:wp14="http://schemas.microsoft.com/office/word/2010/wordprocessingDrawing" xmlns:wp="http://schemas.openxmlformats.org/drawingml/2006/wordprocessingDrawing" xmlns:w10="urn:schemas-microsoft-com:office:word" xmlns:w14="http://schemas.microsoft.com/office/word/2010/wordml" xmlns:wpg="http://schemas.microsoft.com/office/word/2010/wordprocessingGroup" xmlns:wpi="http://schemas.microsoft.com/office/word/2010/wordprocessingInk" xmlns:wne="http://schemas.microsoft.com/office/word/2006/wordml" xmlns:wps="http://schemas.microsoft.com/office/word/2010/wordprocessingShape">
+      <w:pPr>
+        <w:pStyle w:val="Heading2"/>
+        <w:keepNext/>
+        <w:pageBreakBefore/>
+        <w:spacing w:after="180"/>
+      </w:pPr>
+      <w:r>
+        <w:rPr>
+          <w:rFonts w:ascii="Calibri" w:hAnsi="Calibri"/>
+          <w:color w:val="000000"/>
+          <w:sz w:val="26"/>
+        </w:rPr>
+        <w:t>Controlled execution and reporting workflow</w:t>
+      </w:r>
+    </w:p>
+    <w:p xmlns:w="http://schemas.openxmlformats.org/wordprocessingml/2006/main" xmlns:wpc="http://schemas.microsoft.com/office/word/2010/wordprocessingCanvas" xmlns:mo="http://schemas.microsoft.com/office/mac/office/2008/main" xmlns:mc="http://schemas.openxmlformats.org/markup-compatibility/2006" xmlns:mv="urn:schemas-microsoft-com:mac:vml" xmlns:o="urn:schemas-microsoft-com:office:office" xmlns:r="http://schemas.openxmlformats.org/officeDocument/2006/relationships" xmlns:m="http://schemas.openxmlformats.org/officeDocument/2006/math" xmlns:v="urn:schemas-microsoft-com:vml" xmlns:wp14="http://schemas.microsoft.com/office/word/2010/wordprocessingDrawing" xmlns:wp="http://schemas.openxmlformats.org/drawingml/2006/wordprocessingDrawing" xmlns:w10="urn:schemas-microsoft-com:office:word" xmlns:w14="http://schemas.microsoft.com/office/word/2010/wordml" xmlns:wpg="http://schemas.microsoft.com/office/word/2010/wordprocessingGroup" xmlns:wpi="http://schemas.microsoft.com/office/word/2010/wordprocessingInk" xmlns:wne="http://schemas.microsoft.com/office/word/2006/wordml" xmlns:wps="http://schemas.microsoft.com/office/word/2010/wordprocessingShape">
+      <w:pPr>
+        <w:spacing w:after="140" w:line="259" w:lineRule="auto"/>
+      </w:pPr>
+      <w:r>
+        <w:rPr>
+          <w:rFonts w:ascii="Calibri" w:hAnsi="Calibri"/>
+          <w:color w:val="000000"/>
+          <w:sz w:val="20"/>
+        </w:rPr>
+        <w:t>Review proposed code changes before selected execution. Actual run evidence determines results; failures or uncertain outcomes require investigation and a reviewed next proposal.</w:t>
+      </w:r>
+    </w:p>
+    <w:p xmlns:w="http://schemas.openxmlformats.org/wordprocessingml/2006/main" xmlns:wpc="http://schemas.microsoft.com/office/word/2010/wordprocessingCanvas" xmlns:mo="http://schemas.microsoft.com/office/mac/office/2008/main" xmlns:mc="http://schemas.openxmlformats.org/markup-compatibility/2006" xmlns:mv="urn:schemas-microsoft-com:mac:vml" xmlns:o="urn:schemas-microsoft-com:office:office" xmlns:r="http://schemas.openxmlformats.org/officeDocument/2006/relationships" xmlns:m="http://schemas.openxmlformats.org/officeDocument/2006/math" xmlns:v="urn:schemas-microsoft-com:vml" xmlns:wp14="http://schemas.microsoft.com/office/word/2010/wordprocessingDrawing" xmlns:wp="http://schemas.openxmlformats.org/drawingml/2006/wordprocessingDrawing" xmlns:w10="urn:schemas-microsoft-com:office:word" xmlns:w14="http://schemas.microsoft.com/office/word/2010/wordml" xmlns:wpg="http://schemas.microsoft.com/office/word/2010/wordprocessingGroup" xmlns:wpi="http://schemas.microsoft.com/office/word/2010/wordprocessingInk" xmlns:wne="http://schemas.microsoft.com/office/word/2006/wordml" xmlns:wps="http://schemas.microsoft.com/office/word/2010/wordprocessingShape">
+      <w:pPr>
+        <w:spacing w:after="140"/>
+        <w:jc w:val="center"/>
+      </w:pPr>
+      <w:r>
+        <w:drawing>
+          <wp:inline xmlns:a="http://schemas.openxmlformats.org/drawingml/2006/main" xmlns:pic="http://schemas.openxmlformats.org/drawingml/2006/picture">
+            <wp:extent cx="6263640" cy="6050107"/>
+            <wp:docPr id="7" name="Picture 3" descr="Directed flow from reviewed generated changes to exact approved execution, failure investigation, reviewed repair and evidence based reporting, ending in scoped CI acceptance. Integration gates remain P or X."/>
+            <wp:cNvGraphicFramePr>
+              <a:graphicFrameLocks noChangeAspect="1"/>
+            </wp:cNvGraphicFramePr>
+            <a:graphic>
+              <a:graphicData uri="http://schemas.openxmlformats.org/drawingml/2006/picture">
+                <pic:pic>
+                  <pic:nvPicPr>
+                    <pic:cNvPr id="0" name="execution-evidence.png"/>
+                    <pic:cNvPicPr/>
+                  </pic:nvPicPr>
+                  <pic:blipFill>
+                    <a:blip r:embed="rId16"/>
+                    <a:stretch>
+                      <a:fillRect/>
+                    </a:stretch>
+                  </pic:blipFill>
+                  <pic:spPr>
+                    <a:xfrm>
+                      <a:off x="0" y="0"/>
+                      <a:ext cx="6263640" cy="6050107"/>
+                    </a:xfrm>
+                    <a:prstGeom prst="rect"/>
+                  </pic:spPr>
+                </pic:pic>
+              </a:graphicData>
+            </a:graphic>
+          </wp:inline>
+        </w:drawing>
+      </w:r>
+    </w:p>
+    <w:p xmlns:w="http://schemas.openxmlformats.org/wordprocessingml/2006/main" xmlns:wpc="http://schemas.microsoft.com/office/word/2010/wordprocessingCanvas" xmlns:mo="http://schemas.microsoft.com/office/mac/office/2008/main" xmlns:mc="http://schemas.openxmlformats.org/markup-compatibility/2006" xmlns:mv="urn:schemas-microsoft-com:mac:vml" xmlns:o="urn:schemas-microsoft-com:office:office" xmlns:r="http://schemas.openxmlformats.org/officeDocument/2006/relationships" xmlns:m="http://schemas.openxmlformats.org/officeDocument/2006/math" xmlns:v="urn:schemas-microsoft-com:vml" xmlns:wp14="http://schemas.microsoft.com/office/word/2010/wordprocessingDrawing" xmlns:wp="http://schemas.openxmlformats.org/drawingml/2006/wordprocessingDrawing" xmlns:w10="urn:schemas-microsoft-com:office:word" xmlns:w14="http://schemas.microsoft.com/office/word/2010/wordml" xmlns:wpg="http://schemas.microsoft.com/office/word/2010/wordprocessingGroup" xmlns:wpi="http://schemas.microsoft.com/office/word/2010/wordprocessingInk" xmlns:wne="http://schemas.microsoft.com/office/word/2006/wordml" xmlns:wps="http://schemas.microsoft.com/office/word/2010/wordprocessingShape">
+      <w:pPr>
+        <w:spacing w:after="140" w:line="259" w:lineRule="auto"/>
+      </w:pPr>
+      <w:r>
+        <w:rPr>
+          <w:rFonts w:ascii="Calibri" w:hAnsi="Calibri"/>
+          <w:color w:val="000000"/>
+          <w:sz w:val="20"/>
+        </w:rPr>
+        <w:t>The static Word diagram preserves the same status labels and directed paths as the animated flow in the chat. Animation illustrates direction only; it does not execute the agent or change any project status.</w:t>
       </w:r>
     </w:p>
     <w:sectPr>
